--- a/pr-preview/pr-303/measures-tracked-changes.docx
+++ b/pr-preview/pr-303/measures-tracked-changes.docx
@@ -16,7 +16,7 @@
       </w:pPr>
       <w:del w:id="1" w:author="PR Preview" w:date="2026-01-01T00:00:00Z">
         <w:r>
-          <w:delText xml:space="preserve">Last modified: 2026-10-15 00:49:40 (PDT)</w:delText>
+          <w:delText xml:space="preserve">Last modified: 2026-10-15 08:28:32 (PDT)</w:delText>
         </w:r>
       </w:del>
     </w:p>
@@ -26,7 +26,7 @@
       </w:pPr>
       <w:ins w:id="2" w:author="PR Preview" w:date="2026-01-01T00:00:00Z">
         <w:r>
-          <w:t xml:space="preserve">Last modified: 2026-10-15 02:09:42 (PDT)</w:t>
+          <w:t xml:space="preserve">Last modified: 2026-10-15 08:34:45 (PDT)</w:t>
         </w:r>
       </w:ins>
     </w:p>
@@ -36571,7 +36571,38 @@
           <w:b/>
           <w:bCs/>
         </w:rPr>
-        <w:t xml:space="preserve">space and essential supremum norm)</w:t>
+        <w:t xml:space="preserve">space and essential supremum norm (</w:t>
+      </w:r>
+      <m:oMath>
+        <m:sSup>
+          <m:e>
+            <m:r>
+              <m:t>L</m:t>
+            </m:r>
+          </m:e>
+          <m:sup>
+            <m:r>
+              <m:rPr>
+                <m:sty m:val="p"/>
+              </m:rPr>
+              <m:t>∞</m:t>
+            </m:r>
+          </m:sup>
+        </m:sSup>
+      </m:oMath>
+      <w:r>
+        <w:rPr>
+          <w:b/>
+          <w:bCs/>
+        </w:rPr>
+        <w:t xml:space="preserve"> </w:t>
+      </w:r>
+      <w:r>
+        <w:rPr>
+          <w:b/>
+          <w:bCs/>
+        </w:rPr>
+        <w:t xml:space="preserve">norm))</w:t>
       </w:r>
       <w:r>
         <w:t xml:space="preserve"> </w:t>
